--- a/docs/09_Avtoreferat_RU.docx
+++ b/docs/09_Avtoreferat_RU.docx
@@ -131,7 +131,7 @@
             <w:instrText xml:space="preserve">TOC \h \o "1-2"</w:instrText>
             <w:fldChar w:fldCharType="separate"/>
           </w:r>
-          <w:hyperlink w:history="1" w:anchor="_Toc211">
+          <w:hyperlink w:history="1" w:anchor="_Toc214">
             <w:r>
               <w:t xml:space="preserve">Для руководителя и инвестора: работа на одной странице</w:t>
             </w:r>
@@ -140,7 +140,7 @@
             </w:r>
             <w:r>
               <w:fldChar w:fldCharType="begin" w:dirty="true"/>
-              <w:instrText xml:space="preserve">PAGEREF _Toc211 \h</w:instrText>
+              <w:instrText xml:space="preserve">PAGEREF _Toc214 \h</w:instrText>
               <w:fldChar w:fldCharType="separate"/>
               <w:fldChar w:fldCharType="end"/>
             </w:r>
@@ -153,78 +153,9 @@
               <w:tab w:val="right" w:pos="9638" w:leader="dot"/>
             </w:tabs>
           </w:pPr>
-          <w:hyperlink w:history="1" w:anchor="_Toc212">
+          <w:hyperlink w:history="1" w:anchor="_Toc215">
             <w:r>
               <w:t xml:space="preserve">1. Общая характеристика работы</w:t>
-            </w:r>
-            <w:r>
-              <w:tab/>
-            </w:r>
-            <w:r>
-              <w:fldChar w:fldCharType="begin" w:dirty="true"/>
-              <w:instrText xml:space="preserve">PAGEREF _Toc212 \h</w:instrText>
-              <w:fldChar w:fldCharType="separate"/>
-              <w:fldChar w:fldCharType="end"/>
-            </w:r>
-          </w:hyperlink>
-        </w:p>
-        <w:p>
-          <w:pPr>
-            <w:pStyle w:val="TOC2"/>
-            <w:tabs>
-              <w:tab w:val="right" w:pos="9638" w:leader="dot"/>
-            </w:tabs>
-            <w:ind w:left="220"/>
-          </w:pPr>
-          <w:hyperlink w:history="1" w:anchor="_Toc213">
-            <w:r>
-              <w:t xml:space="preserve">Актуальность темы</w:t>
-            </w:r>
-            <w:r>
-              <w:tab/>
-            </w:r>
-            <w:r>
-              <w:fldChar w:fldCharType="begin" w:dirty="true"/>
-              <w:instrText xml:space="preserve">PAGEREF _Toc213 \h</w:instrText>
-              <w:fldChar w:fldCharType="separate"/>
-              <w:fldChar w:fldCharType="end"/>
-            </w:r>
-          </w:hyperlink>
-        </w:p>
-        <w:p>
-          <w:pPr>
-            <w:pStyle w:val="TOC2"/>
-            <w:tabs>
-              <w:tab w:val="right" w:pos="9638" w:leader="dot"/>
-            </w:tabs>
-            <w:ind w:left="220"/>
-          </w:pPr>
-          <w:hyperlink w:history="1" w:anchor="_Toc214">
-            <w:r>
-              <w:t xml:space="preserve">Степень разработанности</w:t>
-            </w:r>
-            <w:r>
-              <w:tab/>
-            </w:r>
-            <w:r>
-              <w:fldChar w:fldCharType="begin" w:dirty="true"/>
-              <w:instrText xml:space="preserve">PAGEREF _Toc214 \h</w:instrText>
-              <w:fldChar w:fldCharType="separate"/>
-              <w:fldChar w:fldCharType="end"/>
-            </w:r>
-          </w:hyperlink>
-        </w:p>
-        <w:p>
-          <w:pPr>
-            <w:pStyle w:val="TOC2"/>
-            <w:tabs>
-              <w:tab w:val="right" w:pos="9638" w:leader="dot"/>
-            </w:tabs>
-            <w:ind w:left="220"/>
-          </w:pPr>
-          <w:hyperlink w:history="1" w:anchor="_Toc215">
-            <w:r>
-              <w:t xml:space="preserve">Цель и задачи</w:t>
             </w:r>
             <w:r>
               <w:tab/>
@@ -247,7 +178,7 @@
           </w:pPr>
           <w:hyperlink w:history="1" w:anchor="_Toc216">
             <w:r>
-              <w:t xml:space="preserve">Объект и предмет исследования</w:t>
+              <w:t xml:space="preserve">Актуальность темы</w:t>
             </w:r>
             <w:r>
               <w:tab/>
@@ -270,7 +201,7 @@
           </w:pPr>
           <w:hyperlink w:history="1" w:anchor="_Toc217">
             <w:r>
-              <w:t xml:space="preserve">Научная новизна</w:t>
+              <w:t xml:space="preserve">Степень разработанности</w:t>
             </w:r>
             <w:r>
               <w:tab/>
@@ -293,7 +224,7 @@
           </w:pPr>
           <w:hyperlink w:history="1" w:anchor="_Toc218">
             <w:r>
-              <w:t xml:space="preserve">Теоретическая и практическая значимость</w:t>
+              <w:t xml:space="preserve">Цель и задачи</w:t>
             </w:r>
             <w:r>
               <w:tab/>
@@ -316,7 +247,7 @@
           </w:pPr>
           <w:hyperlink w:history="1" w:anchor="_Toc219">
             <w:r>
-              <w:t xml:space="preserve">Методология и методы</w:t>
+              <w:t xml:space="preserve">Объект и предмет исследования</w:t>
             </w:r>
             <w:r>
               <w:tab/>
@@ -339,7 +270,7 @@
           </w:pPr>
           <w:hyperlink w:history="1" w:anchor="_Toc220">
             <w:r>
-              <w:t xml:space="preserve">Положения, выносимые на защиту</w:t>
+              <w:t xml:space="preserve">Научная новизна</w:t>
             </w:r>
             <w:r>
               <w:tab/>
@@ -362,7 +293,7 @@
           </w:pPr>
           <w:hyperlink w:history="1" w:anchor="_Toc221">
             <w:r>
-              <w:t xml:space="preserve">Достоверность и апробация</w:t>
+              <w:t xml:space="preserve">Теоретическая и практическая значимость</w:t>
             </w:r>
             <w:r>
               <w:tab/>
@@ -385,7 +316,7 @@
           </w:pPr>
           <w:hyperlink w:history="1" w:anchor="_Toc222">
             <w:r>
-              <w:t xml:space="preserve">Структура работы</w:t>
+              <w:t xml:space="preserve">Методология и методы</w:t>
             </w:r>
             <w:r>
               <w:tab/>
@@ -400,14 +331,15 @@
         </w:p>
         <w:p>
           <w:pPr>
-            <w:pStyle w:val="TOC1"/>
+            <w:pStyle w:val="TOC2"/>
             <w:tabs>
               <w:tab w:val="right" w:pos="9638" w:leader="dot"/>
             </w:tabs>
+            <w:ind w:left="220"/>
           </w:pPr>
           <w:hyperlink w:history="1" w:anchor="_Toc223">
             <w:r>
-              <w:t xml:space="preserve">2. Основное содержание работы</w:t>
+              <w:t xml:space="preserve">Положения, выносимые на защиту</w:t>
             </w:r>
             <w:r>
               <w:tab/>
@@ -430,7 +362,7 @@
           </w:pPr>
           <w:hyperlink w:history="1" w:anchor="_Toc224">
             <w:r>
-              <w:t xml:space="preserve">Глава 1. Модели боя и индексы мощи: критический обзор</w:t>
+              <w:t xml:space="preserve">Достоверность и апробация</w:t>
             </w:r>
             <w:r>
               <w:tab/>
@@ -453,7 +385,7 @@
           </w:pPr>
           <w:hyperlink w:history="1" w:anchor="_Toc225">
             <w:r>
-              <w:t xml:space="preserve">Глава 2. Индекс военной мощи: построение</w:t>
+              <w:t xml:space="preserve">Структура работы</w:t>
             </w:r>
             <w:r>
               <w:tab/>
@@ -468,15 +400,14 @@
         </w:p>
         <w:p>
           <w:pPr>
-            <w:pStyle w:val="TOC2"/>
+            <w:pStyle w:val="TOC1"/>
             <w:tabs>
               <w:tab w:val="right" w:pos="9638" w:leader="dot"/>
             </w:tabs>
-            <w:ind w:left="220"/>
           </w:pPr>
           <w:hyperlink w:history="1" w:anchor="_Toc226">
             <w:r>
-              <w:t xml:space="preserve">Глава 3. Законы боя на исторических сражениях</w:t>
+              <w:t xml:space="preserve">2. Основное содержание работы</w:t>
             </w:r>
             <w:r>
               <w:tab/>
@@ -499,7 +430,7 @@
           </w:pPr>
           <w:hyperlink w:history="1" w:anchor="_Toc227">
             <w:r>
-              <w:t xml:space="preserve">Глава 4. Проверка на войнах и ошибка модели</w:t>
+              <w:t xml:space="preserve">Глава 1. Модели боя и индексы мощи: критический обзор</w:t>
             </w:r>
             <w:r>
               <w:tab/>
@@ -522,7 +453,7 @@
           </w:pPr>
           <w:hyperlink w:history="1" w:anchor="_Toc228">
             <w:r>
-              <w:t xml:space="preserve">Глава 5. Дроны, залпы и ПВО</w:t>
+              <w:t xml:space="preserve">Глава 2. Индекс военной мощи: построение</w:t>
             </w:r>
             <w:r>
               <w:tab/>
@@ -545,7 +476,7 @@
           </w:pPr>
           <w:hyperlink w:history="1" w:anchor="_Toc229">
             <w:r>
-              <w:t xml:space="preserve">Глава 6. Коалиции</w:t>
+              <w:t xml:space="preserve">Глава 3. Законы боя на исторических сражениях</w:t>
             </w:r>
             <w:r>
               <w:tab/>
@@ -568,7 +499,7 @@
           </w:pPr>
           <w:hyperlink w:history="1" w:anchor="_Toc230">
             <w:r>
-              <w:t xml:space="preserve">Глава 7. Монитор очагов</w:t>
+              <w:t xml:space="preserve">Глава 4. Проверка на войнах и ошибка модели</w:t>
             </w:r>
             <w:r>
               <w:tab/>
@@ -591,7 +522,7 @@
           </w:pPr>
           <w:hyperlink w:history="1" w:anchor="_Toc231">
             <w:r>
-              <w:t xml:space="preserve">Глава 8. Экспертная панель и программный комплекс</w:t>
+              <w:t xml:space="preserve">Глава 5. Дроны, залпы и ПВО</w:t>
             </w:r>
             <w:r>
               <w:tab/>
@@ -599,72 +530,6 @@
             <w:r>
               <w:fldChar w:fldCharType="begin" w:dirty="true"/>
               <w:instrText xml:space="preserve">PAGEREF _Toc231 \h</w:instrText>
-              <w:fldChar w:fldCharType="separate"/>
-              <w:fldChar w:fldCharType="end"/>
-            </w:r>
-          </w:hyperlink>
-        </w:p>
-        <w:p>
-          <w:pPr>
-            <w:pStyle w:val="TOC1"/>
-            <w:tabs>
-              <w:tab w:val="right" w:pos="9638" w:leader="dot"/>
-            </w:tabs>
-          </w:pPr>
-          <w:hyperlink w:history="1" w:anchor="_Toc232">
-            <w:r>
-              <w:t xml:space="preserve">3. Заключение</w:t>
-            </w:r>
-            <w:r>
-              <w:tab/>
-            </w:r>
-            <w:r>
-              <w:fldChar w:fldCharType="begin" w:dirty="true"/>
-              <w:instrText xml:space="preserve">PAGEREF _Toc232 \h</w:instrText>
-              <w:fldChar w:fldCharType="separate"/>
-              <w:fldChar w:fldCharType="end"/>
-            </w:r>
-          </w:hyperlink>
-        </w:p>
-        <w:p>
-          <w:pPr>
-            <w:pStyle w:val="TOC1"/>
-            <w:tabs>
-              <w:tab w:val="right" w:pos="9638" w:leader="dot"/>
-            </w:tabs>
-          </w:pPr>
-          <w:hyperlink w:history="1" w:anchor="_Toc233">
-            <w:r>
-              <w:t xml:space="preserve">4. Конкурентная среда в США</w:t>
-            </w:r>
-            <w:r>
-              <w:tab/>
-            </w:r>
-            <w:r>
-              <w:fldChar w:fldCharType="begin" w:dirty="true"/>
-              <w:instrText xml:space="preserve">PAGEREF _Toc233 \h</w:instrText>
-              <w:fldChar w:fldCharType="separate"/>
-              <w:fldChar w:fldCharType="end"/>
-            </w:r>
-          </w:hyperlink>
-        </w:p>
-        <w:p>
-          <w:pPr>
-            <w:pStyle w:val="TOC1"/>
-            <w:tabs>
-              <w:tab w:val="right" w:pos="9638" w:leader="dot"/>
-            </w:tabs>
-          </w:pPr>
-          <w:hyperlink w:history="1" w:anchor="_Toc234">
-            <w:r>
-              <w:t xml:space="preserve">Список литературы и источников</w:t>
-            </w:r>
-            <w:r>
-              <w:tab/>
-            </w:r>
-            <w:r>
-              <w:fldChar w:fldCharType="begin" w:dirty="true"/>
-              <w:instrText xml:space="preserve">PAGEREF _Toc234 \h</w:instrText>
               <w:fldChar w:fldCharType="separate"/>
               <w:fldChar w:fldCharType="end"/>
             </w:r>
@@ -678,16 +543,16 @@
             </w:tabs>
             <w:ind w:left="220"/>
           </w:pPr>
-          <w:hyperlink w:history="1" w:anchor="_Toc235">
-            <w:r>
-              <w:t xml:space="preserve">А. Классическая теория боя</w:t>
+          <w:hyperlink w:history="1" w:anchor="_Toc232">
+            <w:r>
+              <w:t xml:space="preserve">Глава 6. Коалиции</w:t>
             </w:r>
             <w:r>
               <w:tab/>
             </w:r>
             <w:r>
               <w:fldChar w:fldCharType="begin" w:dirty="true"/>
-              <w:instrText xml:space="preserve">PAGEREF _Toc235 \h</w:instrText>
+              <w:instrText xml:space="preserve">PAGEREF _Toc232 \h</w:instrText>
               <w:fldChar w:fldCharType="separate"/>
               <w:fldChar w:fldCharType="end"/>
             </w:r>
@@ -701,16 +566,16 @@
             </w:tabs>
             <w:ind w:left="220"/>
           </w:pPr>
-          <w:hyperlink w:history="1" w:anchor="_Toc236">
-            <w:r>
-              <w:t xml:space="preserve">Б. Проверка моделей боя на исторических данных</w:t>
+          <w:hyperlink w:history="1" w:anchor="_Toc233">
+            <w:r>
+              <w:t xml:space="preserve">Глава 7. Монитор очагов</w:t>
             </w:r>
             <w:r>
               <w:tab/>
             </w:r>
             <w:r>
               <w:fldChar w:fldCharType="begin" w:dirty="true"/>
-              <w:instrText xml:space="preserve">PAGEREF _Toc236 \h</w:instrText>
+              <w:instrText xml:space="preserve">PAGEREF _Toc233 \h</w:instrText>
               <w:fldChar w:fldCharType="separate"/>
               <w:fldChar w:fldCharType="end"/>
             </w:r>
@@ -724,9 +589,75 @@
             </w:tabs>
             <w:ind w:left="220"/>
           </w:pPr>
+          <w:hyperlink w:history="1" w:anchor="_Toc234">
+            <w:r>
+              <w:t xml:space="preserve">Глава 8. Экспертная панель и программный комплекс</w:t>
+            </w:r>
+            <w:r>
+              <w:tab/>
+            </w:r>
+            <w:r>
+              <w:fldChar w:fldCharType="begin" w:dirty="true"/>
+              <w:instrText xml:space="preserve">PAGEREF _Toc234 \h</w:instrText>
+              <w:fldChar w:fldCharType="separate"/>
+              <w:fldChar w:fldCharType="end"/>
+            </w:r>
+          </w:hyperlink>
+        </w:p>
+        <w:p>
+          <w:pPr>
+            <w:pStyle w:val="TOC1"/>
+            <w:tabs>
+              <w:tab w:val="right" w:pos="9638" w:leader="dot"/>
+            </w:tabs>
+          </w:pPr>
+          <w:hyperlink w:history="1" w:anchor="_Toc235">
+            <w:r>
+              <w:t xml:space="preserve">3. Заключение</w:t>
+            </w:r>
+            <w:r>
+              <w:tab/>
+            </w:r>
+            <w:r>
+              <w:fldChar w:fldCharType="begin" w:dirty="true"/>
+              <w:instrText xml:space="preserve">PAGEREF _Toc235 \h</w:instrText>
+              <w:fldChar w:fldCharType="separate"/>
+              <w:fldChar w:fldCharType="end"/>
+            </w:r>
+          </w:hyperlink>
+        </w:p>
+        <w:p>
+          <w:pPr>
+            <w:pStyle w:val="TOC1"/>
+            <w:tabs>
+              <w:tab w:val="right" w:pos="9638" w:leader="dot"/>
+            </w:tabs>
+          </w:pPr>
+          <w:hyperlink w:history="1" w:anchor="_Toc236">
+            <w:r>
+              <w:t xml:space="preserve">4. Конкурентная среда в США</w:t>
+            </w:r>
+            <w:r>
+              <w:tab/>
+            </w:r>
+            <w:r>
+              <w:fldChar w:fldCharType="begin" w:dirty="true"/>
+              <w:instrText xml:space="preserve">PAGEREF _Toc236 \h</w:instrText>
+              <w:fldChar w:fldCharType="separate"/>
+              <w:fldChar w:fldCharType="end"/>
+            </w:r>
+          </w:hyperlink>
+        </w:p>
+        <w:p>
+          <w:pPr>
+            <w:pStyle w:val="TOC1"/>
+            <w:tabs>
+              <w:tab w:val="right" w:pos="9638" w:leader="dot"/>
+            </w:tabs>
+          </w:pPr>
           <w:hyperlink w:history="1" w:anchor="_Toc237">
             <w:r>
-              <w:t xml:space="preserve">В. Индексы военной и национальной мощи</w:t>
+              <w:t xml:space="preserve">Список литературы и источников</w:t>
             </w:r>
             <w:r>
               <w:tab/>
@@ -749,7 +680,7 @@
           </w:pPr>
           <w:hyperlink w:history="1" w:anchor="_Toc238">
             <w:r>
-              <w:t xml:space="preserve">Г. Дроны, ПВО и современная война</w:t>
+              <w:t xml:space="preserve">А. Классическая теория боя</w:t>
             </w:r>
             <w:r>
               <w:tab/>
@@ -772,7 +703,7 @@
           </w:pPr>
           <w:hyperlink w:history="1" w:anchor="_Toc239">
             <w:r>
-              <w:t xml:space="preserve">Д. Статистические и экспертные методы</w:t>
+              <w:t xml:space="preserve">Б. Проверка моделей боя на исторических данных</w:t>
             </w:r>
             <w:r>
               <w:tab/>
@@ -795,7 +726,7 @@
           </w:pPr>
           <w:hyperlink w:history="1" w:anchor="_Toc240">
             <w:r>
-              <w:t xml:space="preserve">Е. Источники данных</w:t>
+              <w:t xml:space="preserve">В. Индексы военной и национальной мощи</w:t>
             </w:r>
             <w:r>
               <w:tab/>
@@ -818,7 +749,7 @@
           </w:pPr>
           <w:hyperlink w:history="1" w:anchor="_Toc241">
             <w:r>
-              <w:t xml:space="preserve">Ж. Хроника событий и конкурентная среда</w:t>
+              <w:t xml:space="preserve">Г. Дроны, ПВО и современная война</w:t>
             </w:r>
             <w:r>
               <w:tab/>
@@ -826,6 +757,75 @@
             <w:r>
               <w:fldChar w:fldCharType="begin" w:dirty="true"/>
               <w:instrText xml:space="preserve">PAGEREF _Toc241 \h</w:instrText>
+              <w:fldChar w:fldCharType="separate"/>
+              <w:fldChar w:fldCharType="end"/>
+            </w:r>
+          </w:hyperlink>
+        </w:p>
+        <w:p>
+          <w:pPr>
+            <w:pStyle w:val="TOC2"/>
+            <w:tabs>
+              <w:tab w:val="right" w:pos="9638" w:leader="dot"/>
+            </w:tabs>
+            <w:ind w:left="220"/>
+          </w:pPr>
+          <w:hyperlink w:history="1" w:anchor="_Toc242">
+            <w:r>
+              <w:t xml:space="preserve">Д. Статистические и экспертные методы</w:t>
+            </w:r>
+            <w:r>
+              <w:tab/>
+            </w:r>
+            <w:r>
+              <w:fldChar w:fldCharType="begin" w:dirty="true"/>
+              <w:instrText xml:space="preserve">PAGEREF _Toc242 \h</w:instrText>
+              <w:fldChar w:fldCharType="separate"/>
+              <w:fldChar w:fldCharType="end"/>
+            </w:r>
+          </w:hyperlink>
+        </w:p>
+        <w:p>
+          <w:pPr>
+            <w:pStyle w:val="TOC2"/>
+            <w:tabs>
+              <w:tab w:val="right" w:pos="9638" w:leader="dot"/>
+            </w:tabs>
+            <w:ind w:left="220"/>
+          </w:pPr>
+          <w:hyperlink w:history="1" w:anchor="_Toc243">
+            <w:r>
+              <w:t xml:space="preserve">Е. Источники данных</w:t>
+            </w:r>
+            <w:r>
+              <w:tab/>
+            </w:r>
+            <w:r>
+              <w:fldChar w:fldCharType="begin" w:dirty="true"/>
+              <w:instrText xml:space="preserve">PAGEREF _Toc243 \h</w:instrText>
+              <w:fldChar w:fldCharType="separate"/>
+              <w:fldChar w:fldCharType="end"/>
+            </w:r>
+          </w:hyperlink>
+        </w:p>
+        <w:p>
+          <w:pPr>
+            <w:pStyle w:val="TOC2"/>
+            <w:tabs>
+              <w:tab w:val="right" w:pos="9638" w:leader="dot"/>
+            </w:tabs>
+            <w:ind w:left="220"/>
+          </w:pPr>
+          <w:hyperlink w:history="1" w:anchor="_Toc244">
+            <w:r>
+              <w:t xml:space="preserve">Ж. Хроника событий и конкурентная среда</w:t>
+            </w:r>
+            <w:r>
+              <w:tab/>
+            </w:r>
+            <w:r>
+              <w:fldChar w:fldCharType="begin" w:dirty="true"/>
+              <w:instrText xml:space="preserve">PAGEREF _Toc244 \h</w:instrText>
               <w:fldChar w:fldCharType="separate"/>
               <w:fldChar w:fldCharType="end"/>
             </w:r>
@@ -856,11 +856,11 @@
         <w:pStyle w:val="Heading1"/>
         <w:pageBreakBefore/>
       </w:pPr>
-      <w:bookmarkStart w:name="_Toc211" w:id="211"/>
+      <w:bookmarkStart w:name="_Toc214" w:id="214"/>
       <w:r>
         <w:t xml:space="preserve">Для руководителя и инвестора: работа на одной странице</w:t>
       </w:r>
-      <w:bookmarkEnd w:id="211"/>
+      <w:bookmarkEnd w:id="214"/>
     </w:p>
     <w:p>
       <w:pPr>
@@ -1528,21 +1528,21 @@
         <w:pStyle w:val="Heading1"/>
         <w:pageBreakBefore/>
       </w:pPr>
-      <w:bookmarkStart w:name="_Toc212" w:id="212"/>
+      <w:bookmarkStart w:name="_Toc215" w:id="215"/>
       <w:r>
         <w:t xml:space="preserve">1. Общая характеристика работы</w:t>
       </w:r>
-      <w:bookmarkEnd w:id="212"/>
+      <w:bookmarkEnd w:id="215"/>
     </w:p>
     <w:p>
       <w:pPr>
         <w:pStyle w:val="Heading2"/>
       </w:pPr>
-      <w:bookmarkStart w:name="_Toc213" w:id="213"/>
+      <w:bookmarkStart w:name="_Toc216" w:id="216"/>
       <w:r>
         <w:t xml:space="preserve">Актуальность темы</w:t>
       </w:r>
-      <w:bookmarkEnd w:id="213"/>
+      <w:bookmarkEnd w:id="216"/>
     </w:p>
     <w:p>
       <w:pPr>
@@ -1576,11 +1576,11 @@
       <w:pPr>
         <w:pStyle w:val="Heading2"/>
       </w:pPr>
-      <w:bookmarkStart w:name="_Toc214" w:id="214"/>
+      <w:bookmarkStart w:name="_Toc217" w:id="217"/>
       <w:r>
         <w:t xml:space="preserve">Степень разработанности</w:t>
       </w:r>
-      <w:bookmarkEnd w:id="214"/>
+      <w:bookmarkEnd w:id="217"/>
     </w:p>
     <w:p>
       <w:pPr>
@@ -1595,11 +1595,11 @@
       <w:pPr>
         <w:pStyle w:val="Heading2"/>
       </w:pPr>
-      <w:bookmarkStart w:name="_Toc215" w:id="215"/>
+      <w:bookmarkStart w:name="_Toc218" w:id="218"/>
       <w:r>
         <w:t xml:space="preserve">Цель и задачи</w:t>
       </w:r>
-      <w:bookmarkEnd w:id="215"/>
+      <w:bookmarkEnd w:id="218"/>
     </w:p>
     <w:p>
       <w:pPr>
@@ -1699,11 +1699,11 @@
       <w:pPr>
         <w:pStyle w:val="Heading2"/>
       </w:pPr>
-      <w:bookmarkStart w:name="_Toc216" w:id="216"/>
+      <w:bookmarkStart w:name="_Toc219" w:id="219"/>
       <w:r>
         <w:t xml:space="preserve">Объект и предмет исследования</w:t>
       </w:r>
-      <w:bookmarkEnd w:id="216"/>
+      <w:bookmarkEnd w:id="219"/>
     </w:p>
     <w:p>
       <w:pPr>
@@ -1735,11 +1735,11 @@
       <w:pPr>
         <w:pStyle w:val="Heading2"/>
       </w:pPr>
-      <w:bookmarkStart w:name="_Toc217" w:id="217"/>
+      <w:bookmarkStart w:name="_Toc220" w:id="220"/>
       <w:r>
         <w:t xml:space="preserve">Научная новизна</w:t>
       </w:r>
-      <w:bookmarkEnd w:id="217"/>
+      <w:bookmarkEnd w:id="220"/>
     </w:p>
     <w:p>
       <w:pPr>
@@ -1895,11 +1895,11 @@
       <w:pPr>
         <w:pStyle w:val="Heading2"/>
       </w:pPr>
-      <w:bookmarkStart w:name="_Toc218" w:id="218"/>
+      <w:bookmarkStart w:name="_Toc221" w:id="221"/>
       <w:r>
         <w:t xml:space="preserve">Теоретическая и практическая значимость</w:t>
       </w:r>
-      <w:bookmarkEnd w:id="218"/>
+      <w:bookmarkEnd w:id="221"/>
     </w:p>
     <w:p>
       <w:pPr>
@@ -1914,11 +1914,11 @@
       <w:pPr>
         <w:pStyle w:val="Heading2"/>
       </w:pPr>
-      <w:bookmarkStart w:name="_Toc219" w:id="219"/>
+      <w:bookmarkStart w:name="_Toc222" w:id="222"/>
       <w:r>
         <w:t xml:space="preserve">Методология и методы</w:t>
       </w:r>
-      <w:bookmarkEnd w:id="219"/>
+      <w:bookmarkEnd w:id="222"/>
     </w:p>
     <w:p>
       <w:pPr>
@@ -1943,11 +1943,11 @@
       <w:pPr>
         <w:pStyle w:val="Heading2"/>
       </w:pPr>
-      <w:bookmarkStart w:name="_Toc220" w:id="220"/>
+      <w:bookmarkStart w:name="_Toc223" w:id="223"/>
       <w:r>
         <w:t xml:space="preserve">Положения, выносимые на защиту</w:t>
       </w:r>
-      <w:bookmarkEnd w:id="220"/>
+      <w:bookmarkEnd w:id="223"/>
     </w:p>
     <w:p>
       <w:pPr>
@@ -2031,11 +2031,11 @@
       <w:pPr>
         <w:pStyle w:val="Heading2"/>
       </w:pPr>
-      <w:bookmarkStart w:name="_Toc221" w:id="221"/>
+      <w:bookmarkStart w:name="_Toc224" w:id="224"/>
       <w:r>
         <w:t xml:space="preserve">Достоверность и апробация</w:t>
       </w:r>
-      <w:bookmarkEnd w:id="221"/>
+      <w:bookmarkEnd w:id="224"/>
     </w:p>
     <w:p>
       <w:pPr>
@@ -2050,11 +2050,11 @@
       <w:pPr>
         <w:pStyle w:val="Heading2"/>
       </w:pPr>
-      <w:bookmarkStart w:name="_Toc222" w:id="222"/>
+      <w:bookmarkStart w:name="_Toc225" w:id="225"/>
       <w:r>
         <w:t xml:space="preserve">Структура работы</w:t>
       </w:r>
-      <w:bookmarkEnd w:id="222"/>
+      <w:bookmarkEnd w:id="225"/>
     </w:p>
     <w:p>
       <w:pPr>
@@ -2070,21 +2070,21 @@
         <w:pStyle w:val="Heading1"/>
         <w:pageBreakBefore/>
       </w:pPr>
-      <w:bookmarkStart w:name="_Toc223" w:id="223"/>
+      <w:bookmarkStart w:name="_Toc226" w:id="226"/>
       <w:r>
         <w:t xml:space="preserve">2. Основное содержание работы</w:t>
       </w:r>
-      <w:bookmarkEnd w:id="223"/>
+      <w:bookmarkEnd w:id="226"/>
     </w:p>
     <w:p>
       <w:pPr>
         <w:pStyle w:val="Heading2"/>
       </w:pPr>
-      <w:bookmarkStart w:name="_Toc224" w:id="224"/>
+      <w:bookmarkStart w:name="_Toc227" w:id="227"/>
       <w:r>
         <w:t xml:space="preserve">Глава 1. Модели боя и индексы мощи: критический обзор</w:t>
       </w:r>
-      <w:bookmarkEnd w:id="224"/>
+      <w:bookmarkEnd w:id="227"/>
     </w:p>
     <w:p>
       <w:pPr>
@@ -2099,11 +2099,11 @@
       <w:pPr>
         <w:pStyle w:val="Heading2"/>
       </w:pPr>
-      <w:bookmarkStart w:name="_Toc225" w:id="225"/>
+      <w:bookmarkStart w:name="_Toc228" w:id="228"/>
       <w:r>
         <w:t xml:space="preserve">Глава 2. Индекс военной мощи: построение</w:t>
       </w:r>
-      <w:bookmarkEnd w:id="225"/>
+      <w:bookmarkEnd w:id="228"/>
     </w:p>
     <w:p>
       <w:pPr>
@@ -2280,11 +2280,11 @@
       <w:pPr>
         <w:pStyle w:val="Heading2"/>
       </w:pPr>
-      <w:bookmarkStart w:name="_Toc226" w:id="226"/>
+      <w:bookmarkStart w:name="_Toc229" w:id="229"/>
       <w:r>
         <w:t xml:space="preserve">Глава 3. Законы боя на исторических сражениях</w:t>
       </w:r>
-      <w:bookmarkEnd w:id="226"/>
+      <w:bookmarkEnd w:id="229"/>
     </w:p>
     <w:p>
       <w:pPr>
@@ -3326,11 +3326,11 @@
       <w:pPr>
         <w:pStyle w:val="Heading2"/>
       </w:pPr>
-      <w:bookmarkStart w:name="_Toc227" w:id="227"/>
+      <w:bookmarkStart w:name="_Toc230" w:id="230"/>
       <w:r>
         <w:t xml:space="preserve">Глава 4. Проверка на войнах и ошибка модели</w:t>
       </w:r>
-      <w:bookmarkEnd w:id="227"/>
+      <w:bookmarkEnd w:id="230"/>
     </w:p>
     <w:p>
       <w:pPr>
@@ -3442,11 +3442,11 @@
       <w:pPr>
         <w:pStyle w:val="Heading2"/>
       </w:pPr>
-      <w:bookmarkStart w:name="_Toc228" w:id="228"/>
+      <w:bookmarkStart w:name="_Toc231" w:id="231"/>
       <w:r>
         <w:t xml:space="preserve">Глава 5. Дроны, залпы и ПВО</w:t>
       </w:r>
-      <w:bookmarkEnd w:id="228"/>
+      <w:bookmarkEnd w:id="231"/>
     </w:p>
     <w:p>
       <w:pPr>
@@ -3546,11 +3546,11 @@
       <w:pPr>
         <w:pStyle w:val="Heading2"/>
       </w:pPr>
-      <w:bookmarkStart w:name="_Toc229" w:id="229"/>
+      <w:bookmarkStart w:name="_Toc232" w:id="232"/>
       <w:r>
         <w:t xml:space="preserve">Глава 6. Коалиции</w:t>
       </w:r>
-      <w:bookmarkEnd w:id="229"/>
+      <w:bookmarkEnd w:id="232"/>
     </w:p>
     <w:p>
       <w:pPr>
@@ -3582,11 +3582,11 @@
       <w:pPr>
         <w:pStyle w:val="Heading2"/>
       </w:pPr>
-      <w:bookmarkStart w:name="_Toc230" w:id="230"/>
+      <w:bookmarkStart w:name="_Toc233" w:id="233"/>
       <w:r>
         <w:t xml:space="preserve">Глава 7. Монитор очагов</w:t>
       </w:r>
-      <w:bookmarkEnd w:id="230"/>
+      <w:bookmarkEnd w:id="233"/>
     </w:p>
     <w:p>
       <w:pPr>
@@ -3611,11 +3611,11 @@
       <w:pPr>
         <w:pStyle w:val="Heading2"/>
       </w:pPr>
-      <w:bookmarkStart w:name="_Toc231" w:id="231"/>
+      <w:bookmarkStart w:name="_Toc234" w:id="234"/>
       <w:r>
         <w:t xml:space="preserve">Глава 8. Экспертная панель и программный комплекс</w:t>
       </w:r>
-      <w:bookmarkEnd w:id="231"/>
+      <w:bookmarkEnd w:id="234"/>
     </w:p>
     <w:p>
       <w:pPr>
@@ -3654,11 +3654,11 @@
         <w:pStyle w:val="Heading1"/>
         <w:pageBreakBefore/>
       </w:pPr>
-      <w:bookmarkStart w:name="_Toc232" w:id="232"/>
+      <w:bookmarkStart w:name="_Toc235" w:id="235"/>
       <w:r>
         <w:t xml:space="preserve">3. Заключение</w:t>
       </w:r>
-      <w:bookmarkEnd w:id="232"/>
+      <w:bookmarkEnd w:id="235"/>
     </w:p>
     <w:p>
       <w:pPr>
@@ -3841,11 +3841,11 @@
         <w:pStyle w:val="Heading1"/>
         <w:pageBreakBefore/>
       </w:pPr>
-      <w:bookmarkStart w:name="_Toc233" w:id="233"/>
+      <w:bookmarkStart w:name="_Toc236" w:id="236"/>
       <w:r>
         <w:t xml:space="preserve">4. Конкурентная среда в США</w:t>
       </w:r>
-      <w:bookmarkEnd w:id="233"/>
+      <w:bookmarkEnd w:id="236"/>
     </w:p>
     <w:p>
       <w:pPr>
@@ -5618,21 +5618,21 @@
         <w:pStyle w:val="Heading1"/>
         <w:pageBreakBefore/>
       </w:pPr>
-      <w:bookmarkStart w:name="_Toc234" w:id="234"/>
+      <w:bookmarkStart w:name="_Toc237" w:id="237"/>
       <w:r>
         <w:t xml:space="preserve">Список литературы и источников</w:t>
       </w:r>
-      <w:bookmarkEnd w:id="234"/>
+      <w:bookmarkEnd w:id="237"/>
     </w:p>
     <w:p>
       <w:pPr>
         <w:pStyle w:val="Heading2"/>
       </w:pPr>
-      <w:bookmarkStart w:name="_Toc235" w:id="235"/>
+      <w:bookmarkStart w:name="_Toc238" w:id="238"/>
       <w:r>
         <w:t xml:space="preserve">А. Классическая теория боя</w:t>
       </w:r>
-      <w:bookmarkEnd w:id="235"/>
+      <w:bookmarkEnd w:id="238"/>
     </w:p>
     <w:p>
       <w:pPr>
@@ -5818,11 +5818,11 @@
       <w:pPr>
         <w:pStyle w:val="Heading2"/>
       </w:pPr>
-      <w:bookmarkStart w:name="_Toc236" w:id="236"/>
+      <w:bookmarkStart w:name="_Toc239" w:id="239"/>
       <w:r>
         <w:t xml:space="preserve">Б. Проверка моделей боя на исторических данных</w:t>
       </w:r>
-      <w:bookmarkEnd w:id="236"/>
+      <w:bookmarkEnd w:id="239"/>
     </w:p>
     <w:p>
       <w:pPr>
@@ -5958,11 +5958,11 @@
       <w:pPr>
         <w:pStyle w:val="Heading2"/>
       </w:pPr>
-      <w:bookmarkStart w:name="_Toc237" w:id="237"/>
+      <w:bookmarkStart w:name="_Toc240" w:id="240"/>
       <w:r>
         <w:t xml:space="preserve">В. Индексы военной и национальной мощи</w:t>
       </w:r>
-      <w:bookmarkEnd w:id="237"/>
+      <w:bookmarkEnd w:id="240"/>
     </w:p>
     <w:p>
       <w:pPr>
@@ -6118,11 +6118,11 @@
       <w:pPr>
         <w:pStyle w:val="Heading2"/>
       </w:pPr>
-      <w:bookmarkStart w:name="_Toc238" w:id="238"/>
+      <w:bookmarkStart w:name="_Toc241" w:id="241"/>
       <w:r>
         <w:t xml:space="preserve">Г. Дроны, ПВО и современная война</w:t>
       </w:r>
-      <w:bookmarkEnd w:id="238"/>
+      <w:bookmarkEnd w:id="241"/>
     </w:p>
     <w:p>
       <w:pPr>
@@ -6248,11 +6248,11 @@
       <w:pPr>
         <w:pStyle w:val="Heading2"/>
       </w:pPr>
-      <w:bookmarkStart w:name="_Toc239" w:id="239"/>
+      <w:bookmarkStart w:name="_Toc242" w:id="242"/>
       <w:r>
         <w:t xml:space="preserve">Д. Статистические и экспертные методы</w:t>
       </w:r>
-      <w:bookmarkEnd w:id="239"/>
+      <w:bookmarkEnd w:id="242"/>
     </w:p>
     <w:p>
       <w:pPr>
@@ -6318,11 +6318,11 @@
       <w:pPr>
         <w:pStyle w:val="Heading2"/>
       </w:pPr>
-      <w:bookmarkStart w:name="_Toc240" w:id="240"/>
+      <w:bookmarkStart w:name="_Toc243" w:id="243"/>
       <w:r>
         <w:t xml:space="preserve">Е. Источники данных</w:t>
       </w:r>
-      <w:bookmarkEnd w:id="240"/>
+      <w:bookmarkEnd w:id="243"/>
     </w:p>
     <w:p>
       <w:pPr>
@@ -6488,11 +6488,11 @@
       <w:pPr>
         <w:pStyle w:val="Heading2"/>
       </w:pPr>
-      <w:bookmarkStart w:name="_Toc241" w:id="241"/>
+      <w:bookmarkStart w:name="_Toc244" w:id="244"/>
       <w:r>
         <w:t xml:space="preserve">Ж. Хроника событий и конкурентная среда</w:t>
       </w:r>
-      <w:bookmarkEnd w:id="241"/>
+      <w:bookmarkEnd w:id="244"/>
     </w:p>
     <w:p>
       <w:pPr>

--- a/docs/09_Avtoreferat_RU.docx
+++ b/docs/09_Avtoreferat_RU.docx
@@ -131,7 +131,7 @@
             <w:instrText xml:space="preserve">TOC \h \o "1-2"</w:instrText>
             <w:fldChar w:fldCharType="separate"/>
           </w:r>
-          <w:hyperlink w:history="1" w:anchor="_Toc214">
+          <w:hyperlink w:history="1" w:anchor="_Toc215">
             <w:r>
               <w:t xml:space="preserve">Для руководителя и инвестора: работа на одной странице</w:t>
             </w:r>
@@ -140,7 +140,7 @@
             </w:r>
             <w:r>
               <w:fldChar w:fldCharType="begin" w:dirty="true"/>
-              <w:instrText xml:space="preserve">PAGEREF _Toc214 \h</w:instrText>
+              <w:instrText xml:space="preserve">PAGEREF _Toc215 \h</w:instrText>
               <w:fldChar w:fldCharType="separate"/>
               <w:fldChar w:fldCharType="end"/>
             </w:r>
@@ -153,32 +153,9 @@
               <w:tab w:val="right" w:pos="9638" w:leader="dot"/>
             </w:tabs>
           </w:pPr>
-          <w:hyperlink w:history="1" w:anchor="_Toc215">
+          <w:hyperlink w:history="1" w:anchor="_Toc216">
             <w:r>
               <w:t xml:space="preserve">1. Общая характеристика работы</w:t>
-            </w:r>
-            <w:r>
-              <w:tab/>
-            </w:r>
-            <w:r>
-              <w:fldChar w:fldCharType="begin" w:dirty="true"/>
-              <w:instrText xml:space="preserve">PAGEREF _Toc215 \h</w:instrText>
-              <w:fldChar w:fldCharType="separate"/>
-              <w:fldChar w:fldCharType="end"/>
-            </w:r>
-          </w:hyperlink>
-        </w:p>
-        <w:p>
-          <w:pPr>
-            <w:pStyle w:val="TOC2"/>
-            <w:tabs>
-              <w:tab w:val="right" w:pos="9638" w:leader="dot"/>
-            </w:tabs>
-            <w:ind w:left="220"/>
-          </w:pPr>
-          <w:hyperlink w:history="1" w:anchor="_Toc216">
-            <w:r>
-              <w:t xml:space="preserve">Актуальность темы</w:t>
             </w:r>
             <w:r>
               <w:tab/>
@@ -201,7 +178,7 @@
           </w:pPr>
           <w:hyperlink w:history="1" w:anchor="_Toc217">
             <w:r>
-              <w:t xml:space="preserve">Степень разработанности</w:t>
+              <w:t xml:space="preserve">Актуальность темы</w:t>
             </w:r>
             <w:r>
               <w:tab/>
@@ -224,7 +201,7 @@
           </w:pPr>
           <w:hyperlink w:history="1" w:anchor="_Toc218">
             <w:r>
-              <w:t xml:space="preserve">Цель и задачи</w:t>
+              <w:t xml:space="preserve">Степень разработанности</w:t>
             </w:r>
             <w:r>
               <w:tab/>
@@ -247,7 +224,7 @@
           </w:pPr>
           <w:hyperlink w:history="1" w:anchor="_Toc219">
             <w:r>
-              <w:t xml:space="preserve">Объект и предмет исследования</w:t>
+              <w:t xml:space="preserve">Цель и задачи</w:t>
             </w:r>
             <w:r>
               <w:tab/>
@@ -270,7 +247,7 @@
           </w:pPr>
           <w:hyperlink w:history="1" w:anchor="_Toc220">
             <w:r>
-              <w:t xml:space="preserve">Научная новизна</w:t>
+              <w:t xml:space="preserve">Объект и предмет исследования</w:t>
             </w:r>
             <w:r>
               <w:tab/>
@@ -293,7 +270,7 @@
           </w:pPr>
           <w:hyperlink w:history="1" w:anchor="_Toc221">
             <w:r>
-              <w:t xml:space="preserve">Теоретическая и практическая значимость</w:t>
+              <w:t xml:space="preserve">Научная новизна</w:t>
             </w:r>
             <w:r>
               <w:tab/>
@@ -316,7 +293,7 @@
           </w:pPr>
           <w:hyperlink w:history="1" w:anchor="_Toc222">
             <w:r>
-              <w:t xml:space="preserve">Методология и методы</w:t>
+              <w:t xml:space="preserve">Теоретическая и практическая значимость</w:t>
             </w:r>
             <w:r>
               <w:tab/>
@@ -339,7 +316,7 @@
           </w:pPr>
           <w:hyperlink w:history="1" w:anchor="_Toc223">
             <w:r>
-              <w:t xml:space="preserve">Положения, выносимые на защиту</w:t>
+              <w:t xml:space="preserve">Методология и методы</w:t>
             </w:r>
             <w:r>
               <w:tab/>
@@ -362,7 +339,7 @@
           </w:pPr>
           <w:hyperlink w:history="1" w:anchor="_Toc224">
             <w:r>
-              <w:t xml:space="preserve">Достоверность и апробация</w:t>
+              <w:t xml:space="preserve">Положения, выносимые на защиту</w:t>
             </w:r>
             <w:r>
               <w:tab/>
@@ -385,7 +362,7 @@
           </w:pPr>
           <w:hyperlink w:history="1" w:anchor="_Toc225">
             <w:r>
-              <w:t xml:space="preserve">Структура работы</w:t>
+              <w:t xml:space="preserve">Достоверность и апробация</w:t>
             </w:r>
             <w:r>
               <w:tab/>
@@ -393,28 +370,6 @@
             <w:r>
               <w:fldChar w:fldCharType="begin" w:dirty="true"/>
               <w:instrText xml:space="preserve">PAGEREF _Toc225 \h</w:instrText>
-              <w:fldChar w:fldCharType="separate"/>
-              <w:fldChar w:fldCharType="end"/>
-            </w:r>
-          </w:hyperlink>
-        </w:p>
-        <w:p>
-          <w:pPr>
-            <w:pStyle w:val="TOC1"/>
-            <w:tabs>
-              <w:tab w:val="right" w:pos="9638" w:leader="dot"/>
-            </w:tabs>
-          </w:pPr>
-          <w:hyperlink w:history="1" w:anchor="_Toc226">
-            <w:r>
-              <w:t xml:space="preserve">2. Основное содержание работы</w:t>
-            </w:r>
-            <w:r>
-              <w:tab/>
-            </w:r>
-            <w:r>
-              <w:fldChar w:fldCharType="begin" w:dirty="true"/>
-              <w:instrText xml:space="preserve">PAGEREF _Toc226 \h</w:instrText>
               <w:fldChar w:fldCharType="separate"/>
               <w:fldChar w:fldCharType="end"/>
             </w:r>
@@ -428,9 +383,31 @@
             </w:tabs>
             <w:ind w:left="220"/>
           </w:pPr>
+          <w:hyperlink w:history="1" w:anchor="_Toc226">
+            <w:r>
+              <w:t xml:space="preserve">Структура работы</w:t>
+            </w:r>
+            <w:r>
+              <w:tab/>
+            </w:r>
+            <w:r>
+              <w:fldChar w:fldCharType="begin" w:dirty="true"/>
+              <w:instrText xml:space="preserve">PAGEREF _Toc226 \h</w:instrText>
+              <w:fldChar w:fldCharType="separate"/>
+              <w:fldChar w:fldCharType="end"/>
+            </w:r>
+          </w:hyperlink>
+        </w:p>
+        <w:p>
+          <w:pPr>
+            <w:pStyle w:val="TOC1"/>
+            <w:tabs>
+              <w:tab w:val="right" w:pos="9638" w:leader="dot"/>
+            </w:tabs>
+          </w:pPr>
           <w:hyperlink w:history="1" w:anchor="_Toc227">
             <w:r>
-              <w:t xml:space="preserve">Глава 1. Модели боя и индексы мощи: критический обзор</w:t>
+              <w:t xml:space="preserve">2. Основное содержание работы</w:t>
             </w:r>
             <w:r>
               <w:tab/>
@@ -453,7 +430,7 @@
           </w:pPr>
           <w:hyperlink w:history="1" w:anchor="_Toc228">
             <w:r>
-              <w:t xml:space="preserve">Глава 2. Индекс военной мощи: построение</w:t>
+              <w:t xml:space="preserve">Глава 1. Модели боя и индексы мощи: критический обзор</w:t>
             </w:r>
             <w:r>
               <w:tab/>
@@ -476,7 +453,7 @@
           </w:pPr>
           <w:hyperlink w:history="1" w:anchor="_Toc229">
             <w:r>
-              <w:t xml:space="preserve">Глава 3. Законы боя на исторических сражениях</w:t>
+              <w:t xml:space="preserve">Глава 2. Индекс военной мощи: построение</w:t>
             </w:r>
             <w:r>
               <w:tab/>
@@ -499,7 +476,7 @@
           </w:pPr>
           <w:hyperlink w:history="1" w:anchor="_Toc230">
             <w:r>
-              <w:t xml:space="preserve">Глава 4. Проверка на войнах и ошибка модели</w:t>
+              <w:t xml:space="preserve">Глава 3. Законы боя на исторических сражениях</w:t>
             </w:r>
             <w:r>
               <w:tab/>
@@ -522,7 +499,7 @@
           </w:pPr>
           <w:hyperlink w:history="1" w:anchor="_Toc231">
             <w:r>
-              <w:t xml:space="preserve">Глава 5. Дроны, залпы и ПВО</w:t>
+              <w:t xml:space="preserve">Глава 4. Проверка на войнах и ошибка модели</w:t>
             </w:r>
             <w:r>
               <w:tab/>
@@ -545,7 +522,7 @@
           </w:pPr>
           <w:hyperlink w:history="1" w:anchor="_Toc232">
             <w:r>
-              <w:t xml:space="preserve">Глава 6. Коалиции</w:t>
+              <w:t xml:space="preserve">Глава 5. Дроны, залпы и ПВО</w:t>
             </w:r>
             <w:r>
               <w:tab/>
@@ -568,7 +545,7 @@
           </w:pPr>
           <w:hyperlink w:history="1" w:anchor="_Toc233">
             <w:r>
-              <w:t xml:space="preserve">Глава 7. Монитор очагов</w:t>
+              <w:t xml:space="preserve">Глава 6. Коалиции</w:t>
             </w:r>
             <w:r>
               <w:tab/>
@@ -591,7 +568,7 @@
           </w:pPr>
           <w:hyperlink w:history="1" w:anchor="_Toc234">
             <w:r>
-              <w:t xml:space="preserve">Глава 8. Экспертная панель и программный комплекс</w:t>
+              <w:t xml:space="preserve">Глава 7. Монитор очагов</w:t>
             </w:r>
             <w:r>
               <w:tab/>
@@ -606,14 +583,15 @@
         </w:p>
         <w:p>
           <w:pPr>
-            <w:pStyle w:val="TOC1"/>
+            <w:pStyle w:val="TOC2"/>
             <w:tabs>
               <w:tab w:val="right" w:pos="9638" w:leader="dot"/>
             </w:tabs>
+            <w:ind w:left="220"/>
           </w:pPr>
           <w:hyperlink w:history="1" w:anchor="_Toc235">
             <w:r>
-              <w:t xml:space="preserve">3. Заключение</w:t>
+              <w:t xml:space="preserve">Глава 8. Экспертная панель и программный комплекс</w:t>
             </w:r>
             <w:r>
               <w:tab/>
@@ -635,7 +613,7 @@
           </w:pPr>
           <w:hyperlink w:history="1" w:anchor="_Toc236">
             <w:r>
-              <w:t xml:space="preserve">4. Конкурентная среда в США</w:t>
+              <w:t xml:space="preserve">3. Заключение</w:t>
             </w:r>
             <w:r>
               <w:tab/>
@@ -657,7 +635,7 @@
           </w:pPr>
           <w:hyperlink w:history="1" w:anchor="_Toc237">
             <w:r>
-              <w:t xml:space="preserve">Список литературы и источников</w:t>
+              <w:t xml:space="preserve">4. Конкурентная среда в США</w:t>
             </w:r>
             <w:r>
               <w:tab/>
@@ -672,15 +650,14 @@
         </w:p>
         <w:p>
           <w:pPr>
-            <w:pStyle w:val="TOC2"/>
+            <w:pStyle w:val="TOC1"/>
             <w:tabs>
               <w:tab w:val="right" w:pos="9638" w:leader="dot"/>
             </w:tabs>
-            <w:ind w:left="220"/>
           </w:pPr>
           <w:hyperlink w:history="1" w:anchor="_Toc238">
             <w:r>
-              <w:t xml:space="preserve">А. Классическая теория боя</w:t>
+              <w:t xml:space="preserve">Список литературы и источников</w:t>
             </w:r>
             <w:r>
               <w:tab/>
@@ -703,7 +680,7 @@
           </w:pPr>
           <w:hyperlink w:history="1" w:anchor="_Toc239">
             <w:r>
-              <w:t xml:space="preserve">Б. Проверка моделей боя на исторических данных</w:t>
+              <w:t xml:space="preserve">А. Классическая теория боя</w:t>
             </w:r>
             <w:r>
               <w:tab/>
@@ -726,7 +703,7 @@
           </w:pPr>
           <w:hyperlink w:history="1" w:anchor="_Toc240">
             <w:r>
-              <w:t xml:space="preserve">В. Индексы военной и национальной мощи</w:t>
+              <w:t xml:space="preserve">Б. Проверка моделей боя на исторических данных</w:t>
             </w:r>
             <w:r>
               <w:tab/>
@@ -749,7 +726,7 @@
           </w:pPr>
           <w:hyperlink w:history="1" w:anchor="_Toc241">
             <w:r>
-              <w:t xml:space="preserve">Г. Дроны, ПВО и современная война</w:t>
+              <w:t xml:space="preserve">В. Индексы военной и национальной мощи</w:t>
             </w:r>
             <w:r>
               <w:tab/>
@@ -772,7 +749,7 @@
           </w:pPr>
           <w:hyperlink w:history="1" w:anchor="_Toc242">
             <w:r>
-              <w:t xml:space="preserve">Д. Статистические и экспертные методы</w:t>
+              <w:t xml:space="preserve">Г. Дроны, ПВО и современная война</w:t>
             </w:r>
             <w:r>
               <w:tab/>
@@ -795,7 +772,7 @@
           </w:pPr>
           <w:hyperlink w:history="1" w:anchor="_Toc243">
             <w:r>
-              <w:t xml:space="preserve">Е. Источники данных</w:t>
+              <w:t xml:space="preserve">Д. Статистические и экспертные методы</w:t>
             </w:r>
             <w:r>
               <w:tab/>
@@ -818,7 +795,7 @@
           </w:pPr>
           <w:hyperlink w:history="1" w:anchor="_Toc244">
             <w:r>
-              <w:t xml:space="preserve">Ж. Хроника событий и конкурентная среда</w:t>
+              <w:t xml:space="preserve">Е. Источники данных</w:t>
             </w:r>
             <w:r>
               <w:tab/>
@@ -826,6 +803,29 @@
             <w:r>
               <w:fldChar w:fldCharType="begin" w:dirty="true"/>
               <w:instrText xml:space="preserve">PAGEREF _Toc244 \h</w:instrText>
+              <w:fldChar w:fldCharType="separate"/>
+              <w:fldChar w:fldCharType="end"/>
+            </w:r>
+          </w:hyperlink>
+        </w:p>
+        <w:p>
+          <w:pPr>
+            <w:pStyle w:val="TOC2"/>
+            <w:tabs>
+              <w:tab w:val="right" w:pos="9638" w:leader="dot"/>
+            </w:tabs>
+            <w:ind w:left="220"/>
+          </w:pPr>
+          <w:hyperlink w:history="1" w:anchor="_Toc245">
+            <w:r>
+              <w:t xml:space="preserve">Ж. Хроника событий и конкурентная среда</w:t>
+            </w:r>
+            <w:r>
+              <w:tab/>
+            </w:r>
+            <w:r>
+              <w:fldChar w:fldCharType="begin" w:dirty="true"/>
+              <w:instrText xml:space="preserve">PAGEREF _Toc245 \h</w:instrText>
               <w:fldChar w:fldCharType="separate"/>
               <w:fldChar w:fldCharType="end"/>
             </w:r>
@@ -856,11 +856,11 @@
         <w:pStyle w:val="Heading1"/>
         <w:pageBreakBefore/>
       </w:pPr>
-      <w:bookmarkStart w:name="_Toc214" w:id="214"/>
+      <w:bookmarkStart w:name="_Toc215" w:id="215"/>
       <w:r>
         <w:t xml:space="preserve">Для руководителя и инвестора: работа на одной странице</w:t>
       </w:r>
-      <w:bookmarkEnd w:id="214"/>
+      <w:bookmarkEnd w:id="215"/>
     </w:p>
     <w:p>
       <w:pPr>
@@ -1195,7 +1195,7 @@
                 <w:sz w:val="17"/>
                 <w:szCs w:val="17"/>
               </w:rPr>
-              <w:t xml:space="preserve">Открытые формулы и код; законы боя измерены на 404 сражениях; проверка на 10 войнах 2018–2025 гг.; явная ошибка модели; монитор очагов с AUC 0,96 вне выборки; конкуренты (Global Firepower, TENET MCI) формулы и проверки не раскрывают</w:t>
+              <w:t xml:space="preserve">Открытые формулы и код; законы боя измерены на 404 сражениях; проверка на 10 войнах 2018–2025 гг.; явная ошибка модели; монитор очагов с AUC 0,96 вне выборки (простой ориентир из границы, истории и прошлого года даёт 0,958 — мы признаём это); конкуренты (Global Firepower, TENET MCI) формулы и проверки не раскрывают</w:t>
             </w:r>
           </w:p>
         </w:tc>
@@ -1270,7 +1270,7 @@
                 <w:sz w:val="17"/>
                 <w:szCs w:val="17"/>
               </w:rPr>
-              <w:t xml:space="preserve">Расчётное ядро на Python (37 автоматических тестов), прототип интерфейса в браузере, 9 отчётов в Word, сбор данных из 30+ открытых источников, протокол экспертной панели Дельфи</w:t>
+              <w:t xml:space="preserve">Расчётное ядро на Python, опубликованное в открытом репозитории MLO-core (55 автоматических тестов, эталонный тест рейтинга), прототип интерфейса в браузере, 9 отчётов в Word, сбор данных из 30+ открытых источников, протокол экспертной панели Дельфи</w:t>
             </w:r>
           </w:p>
         </w:tc>
@@ -1528,21 +1528,21 @@
         <w:pStyle w:val="Heading1"/>
         <w:pageBreakBefore/>
       </w:pPr>
-      <w:bookmarkStart w:name="_Toc215" w:id="215"/>
+      <w:bookmarkStart w:name="_Toc216" w:id="216"/>
       <w:r>
         <w:t xml:space="preserve">1. Общая характеристика работы</w:t>
       </w:r>
-      <w:bookmarkEnd w:id="215"/>
+      <w:bookmarkEnd w:id="216"/>
     </w:p>
     <w:p>
       <w:pPr>
         <w:pStyle w:val="Heading2"/>
       </w:pPr>
-      <w:bookmarkStart w:name="_Toc216" w:id="216"/>
+      <w:bookmarkStart w:name="_Toc217" w:id="217"/>
       <w:r>
         <w:t xml:space="preserve">Актуальность темы</w:t>
       </w:r>
-      <w:bookmarkEnd w:id="216"/>
+      <w:bookmarkEnd w:id="217"/>
     </w:p>
     <w:p>
       <w:pPr>
@@ -1576,11 +1576,11 @@
       <w:pPr>
         <w:pStyle w:val="Heading2"/>
       </w:pPr>
-      <w:bookmarkStart w:name="_Toc217" w:id="217"/>
+      <w:bookmarkStart w:name="_Toc218" w:id="218"/>
       <w:r>
         <w:t xml:space="preserve">Степень разработанности</w:t>
       </w:r>
-      <w:bookmarkEnd w:id="217"/>
+      <w:bookmarkEnd w:id="218"/>
     </w:p>
     <w:p>
       <w:pPr>
@@ -1595,11 +1595,11 @@
       <w:pPr>
         <w:pStyle w:val="Heading2"/>
       </w:pPr>
-      <w:bookmarkStart w:name="_Toc218" w:id="218"/>
+      <w:bookmarkStart w:name="_Toc219" w:id="219"/>
       <w:r>
         <w:t xml:space="preserve">Цель и задачи</w:t>
       </w:r>
-      <w:bookmarkEnd w:id="218"/>
+      <w:bookmarkEnd w:id="219"/>
     </w:p>
     <w:p>
       <w:pPr>
@@ -1699,11 +1699,11 @@
       <w:pPr>
         <w:pStyle w:val="Heading2"/>
       </w:pPr>
-      <w:bookmarkStart w:name="_Toc219" w:id="219"/>
+      <w:bookmarkStart w:name="_Toc220" w:id="220"/>
       <w:r>
         <w:t xml:space="preserve">Объект и предмет исследования</w:t>
       </w:r>
-      <w:bookmarkEnd w:id="219"/>
+      <w:bookmarkEnd w:id="220"/>
     </w:p>
     <w:p>
       <w:pPr>
@@ -1735,11 +1735,11 @@
       <w:pPr>
         <w:pStyle w:val="Heading2"/>
       </w:pPr>
-      <w:bookmarkStart w:name="_Toc220" w:id="220"/>
+      <w:bookmarkStart w:name="_Toc221" w:id="221"/>
       <w:r>
         <w:t xml:space="preserve">Научная новизна</w:t>
       </w:r>
-      <w:bookmarkEnd w:id="220"/>
+      <w:bookmarkEnd w:id="221"/>
     </w:p>
     <w:p>
       <w:pPr>
@@ -1895,11 +1895,11 @@
       <w:pPr>
         <w:pStyle w:val="Heading2"/>
       </w:pPr>
-      <w:bookmarkStart w:name="_Toc221" w:id="221"/>
+      <w:bookmarkStart w:name="_Toc222" w:id="222"/>
       <w:r>
         <w:t xml:space="preserve">Теоретическая и практическая значимость</w:t>
       </w:r>
-      <w:bookmarkEnd w:id="221"/>
+      <w:bookmarkEnd w:id="222"/>
     </w:p>
     <w:p>
       <w:pPr>
@@ -1914,11 +1914,11 @@
       <w:pPr>
         <w:pStyle w:val="Heading2"/>
       </w:pPr>
-      <w:bookmarkStart w:name="_Toc222" w:id="222"/>
+      <w:bookmarkStart w:name="_Toc223" w:id="223"/>
       <w:r>
         <w:t xml:space="preserve">Методология и методы</w:t>
       </w:r>
-      <w:bookmarkEnd w:id="222"/>
+      <w:bookmarkEnd w:id="223"/>
     </w:p>
     <w:p>
       <w:pPr>
@@ -1943,11 +1943,11 @@
       <w:pPr>
         <w:pStyle w:val="Heading2"/>
       </w:pPr>
-      <w:bookmarkStart w:name="_Toc223" w:id="223"/>
+      <w:bookmarkStart w:name="_Toc224" w:id="224"/>
       <w:r>
         <w:t xml:space="preserve">Положения, выносимые на защиту</w:t>
       </w:r>
-      <w:bookmarkEnd w:id="223"/>
+      <w:bookmarkEnd w:id="224"/>
     </w:p>
     <w:p>
       <w:pPr>
@@ -2024,18 +2024,31 @@
         <w:spacing w:after="60" w:line="276"/>
       </w:pPr>
       <w:r>
-        <w:t xml:space="preserve">Вероятность вооружённого конфликта в паре государств определяют соседство, история и институты (AUC 0,96 вне выборки), а не баланс военной мощи.</w:t>
+        <w:t xml:space="preserve">Вероятность вооружённого конфликта в паре государств определяют соседство, история и институты (AUC 0,96 вне выборки; почти столько же, 0,958, даёт простой ориентир из границы, истории и прошлого года), а не баланс военной мощи.</w:t>
+      </w:r>
+    </w:p>
+    <w:p>
+      <w:pPr>
+        <w:pStyle w:val="ListParagraph"/>
+        <w:numPr>
+          <w:ilvl w:val="0"/>
+          <w:numId w:val="2"/>
+        </w:numPr>
+        <w:spacing w:after="60" w:line="276"/>
+      </w:pPr>
+      <w:r>
+        <w:t xml:space="preserve">Открытые признаки страны (ВВП на душу, демократия, механизация) объясняют пятую часть обмена потерями в сражениях 1900–1973 гг., но не переносятся на межгосударственные столкновения 1989–2024 гг. (UCDP GED: Спирмен +0,25 при интервале от −0,60 до +0,63, 24 случая).</w:t>
       </w:r>
     </w:p>
     <w:p>
       <w:pPr>
         <w:pStyle w:val="Heading2"/>
       </w:pPr>
-      <w:bookmarkStart w:name="_Toc224" w:id="224"/>
+      <w:bookmarkStart w:name="_Toc225" w:id="225"/>
       <w:r>
         <w:t xml:space="preserve">Достоверность и апробация</w:t>
       </w:r>
-      <w:bookmarkEnd w:id="224"/>
+      <w:bookmarkEnd w:id="225"/>
     </w:p>
     <w:p>
       <w:pPr>
@@ -2043,18 +2056,18 @@
         <w:jc w:val="both"/>
       </w:pPr>
       <w:r>
-        <w:t xml:space="preserve">Достоверность обеспечена: открытым кодом и данными; 37 автоматическими тестами (проверка формул, модели боя, панели, калибровки) с запуском в GitHub Actions; сверкой расчёта в браузере с расчётом ядра; протоколами, зафиксированными до расчёта (коммиты 567224b, 65e1a59, 5ed015a, f2a1a3c, 67504ee, cb72541, 061ed46 и др.); публикацией отрицательных результатов. Материалы оформлены в 9 отчётах (документы 1–9) и интерактивном прототипе.</w:t>
+        <w:t xml:space="preserve">Достоверность обеспечена: открытым кодом (github.com/Flumos1/MLO-core) и данными; 55 автоматическими тестами (проверка формул, модели боя, панели, калибровки) с запуском в GitHub Actions; сверкой расчёта в браузере с расчётом ядра; протоколами, зафиксированными до расчёта (коммиты 567224b, 65e1a59, 5ed015a, f2a1a3c, 67504ee, cb72541, 061ed46 и др.); публикацией отрицательных результатов. Материалы оформлены в 9 отчётах (документы 1–9) и интерактивном прототипе.</w:t>
       </w:r>
     </w:p>
     <w:p>
       <w:pPr>
         <w:pStyle w:val="Heading2"/>
       </w:pPr>
-      <w:bookmarkStart w:name="_Toc225" w:id="225"/>
+      <w:bookmarkStart w:name="_Toc226" w:id="226"/>
       <w:r>
         <w:t xml:space="preserve">Структура работы</w:t>
       </w:r>
-      <w:bookmarkEnd w:id="225"/>
+      <w:bookmarkEnd w:id="226"/>
     </w:p>
     <w:p>
       <w:pPr>
@@ -2070,21 +2083,21 @@
         <w:pStyle w:val="Heading1"/>
         <w:pageBreakBefore/>
       </w:pPr>
-      <w:bookmarkStart w:name="_Toc226" w:id="226"/>
+      <w:bookmarkStart w:name="_Toc227" w:id="227"/>
       <w:r>
         <w:t xml:space="preserve">2. Основное содержание работы</w:t>
       </w:r>
-      <w:bookmarkEnd w:id="226"/>
+      <w:bookmarkEnd w:id="227"/>
     </w:p>
     <w:p>
       <w:pPr>
         <w:pStyle w:val="Heading2"/>
       </w:pPr>
-      <w:bookmarkStart w:name="_Toc227" w:id="227"/>
+      <w:bookmarkStart w:name="_Toc228" w:id="228"/>
       <w:r>
         <w:t xml:space="preserve">Глава 1. Модели боя и индексы мощи: критический обзор</w:t>
       </w:r>
-      <w:bookmarkEnd w:id="227"/>
+      <w:bookmarkEnd w:id="228"/>
     </w:p>
     <w:p>
       <w:pPr>
@@ -2099,11 +2112,11 @@
       <w:pPr>
         <w:pStyle w:val="Heading2"/>
       </w:pPr>
-      <w:bookmarkStart w:name="_Toc228" w:id="228"/>
+      <w:bookmarkStart w:name="_Toc229" w:id="229"/>
       <w:r>
         <w:t xml:space="preserve">Глава 2. Индекс военной мощи: построение</w:t>
       </w:r>
-      <w:bookmarkEnd w:id="228"/>
+      <w:bookmarkEnd w:id="229"/>
     </w:p>
     <w:p>
       <w:pPr>
@@ -2280,11 +2293,11 @@
       <w:pPr>
         <w:pStyle w:val="Heading2"/>
       </w:pPr>
-      <w:bookmarkStart w:name="_Toc229" w:id="229"/>
+      <w:bookmarkStart w:name="_Toc230" w:id="230"/>
       <w:r>
         <w:t xml:space="preserve">Глава 3. Законы боя на исторических сражениях</w:t>
       </w:r>
-      <w:bookmarkEnd w:id="229"/>
+      <w:bookmarkEnd w:id="230"/>
     </w:p>
     <w:p>
       <w:pPr>
@@ -3326,11 +3339,11 @@
       <w:pPr>
         <w:pStyle w:val="Heading2"/>
       </w:pPr>
-      <w:bookmarkStart w:name="_Toc230" w:id="230"/>
+      <w:bookmarkStart w:name="_Toc231" w:id="231"/>
       <w:r>
         <w:t xml:space="preserve">Глава 4. Проверка на войнах и ошибка модели</w:t>
       </w:r>
-      <w:bookmarkEnd w:id="230"/>
+      <w:bookmarkEnd w:id="231"/>
     </w:p>
     <w:p>
       <w:pPr>
@@ -3442,11 +3455,11 @@
       <w:pPr>
         <w:pStyle w:val="Heading2"/>
       </w:pPr>
-      <w:bookmarkStart w:name="_Toc231" w:id="231"/>
+      <w:bookmarkStart w:name="_Toc232" w:id="232"/>
       <w:r>
         <w:t xml:space="preserve">Глава 5. Дроны, залпы и ПВО</w:t>
       </w:r>
-      <w:bookmarkEnd w:id="231"/>
+      <w:bookmarkEnd w:id="232"/>
     </w:p>
     <w:p>
       <w:pPr>
@@ -3546,11 +3559,11 @@
       <w:pPr>
         <w:pStyle w:val="Heading2"/>
       </w:pPr>
-      <w:bookmarkStart w:name="_Toc232" w:id="232"/>
+      <w:bookmarkStart w:name="_Toc233" w:id="233"/>
       <w:r>
         <w:t xml:space="preserve">Глава 6. Коалиции</w:t>
       </w:r>
-      <w:bookmarkEnd w:id="232"/>
+      <w:bookmarkEnd w:id="233"/>
     </w:p>
     <w:p>
       <w:pPr>
@@ -3582,11 +3595,11 @@
       <w:pPr>
         <w:pStyle w:val="Heading2"/>
       </w:pPr>
-      <w:bookmarkStart w:name="_Toc233" w:id="233"/>
+      <w:bookmarkStart w:name="_Toc234" w:id="234"/>
       <w:r>
         <w:t xml:space="preserve">Глава 7. Монитор очагов</w:t>
       </w:r>
-      <w:bookmarkEnd w:id="233"/>
+      <w:bookmarkEnd w:id="234"/>
     </w:p>
     <w:p>
       <w:pPr>
@@ -3604,18 +3617,18 @@
         <w:t xml:space="preserve">AUC 0,96 вне выборки</w:t>
       </w:r>
       <w:r>
-        <w:t xml:space="preserve"> (5 460 прогнозов, 38 конфликтов); начала новых конфликтов — AUC 0,75 (8 случаев). Показатели военной мощи прогноз не улучшают (−68,6 против −66,7) и в монитор не входят. Прогноз на 2026 г. опубликован в прототипе.</w:t>
+        <w:t xml:space="preserve"> (5 460 прогнозов, 38 конфликтов; простой ориентир «граница + история + конфликт в прошлом году» даёт 0,958, выигрыш полной модели +1,28 меньше порога 2 — правило приёма не выполнено); начала новых конфликтов — AUC 0,75 (8 случаев). Показатели военной мощи прогноз не улучшают (−68,6 против −66,7) и в монитор не входят. Прогноз на 2026 г. опубликован в прототипе.</w:t>
       </w:r>
     </w:p>
     <w:p>
       <w:pPr>
         <w:pStyle w:val="Heading2"/>
       </w:pPr>
-      <w:bookmarkStart w:name="_Toc234" w:id="234"/>
+      <w:bookmarkStart w:name="_Toc235" w:id="235"/>
       <w:r>
         <w:t xml:space="preserve">Глава 8. Экспертная панель и программный комплекс</w:t>
       </w:r>
-      <w:bookmarkEnd w:id="234"/>
+      <w:bookmarkEnd w:id="235"/>
     </w:p>
     <w:p>
       <w:pPr>
@@ -3646,7 +3659,7 @@
         <w:t xml:space="preserve">Программный комплекс:</w:t>
       </w:r>
       <w:r>
-        <w:t xml:space="preserve"> сбор данных из 30+ открытых источников (Python), расчётное ядро `core/lanmil` (нормировка, импутация, индекс, Монте-Карло, модель боя, коалиции, залпы, проверка, чувствительность), 37 автоматических тестов в GitHub Actions, единый файл параметров ядра и прототипа с самопроверкой, интерактивный прототип (рейтинг, профиль, сравнение, модель боя, залпы и ПВО, коалиции, монитор очагов, методика, каталог), генераторы отчётов Word и Excel.</w:t>
+        <w:t xml:space="preserve"> сбор данных из 30+ открытых источников (Python), расчётное ядро `core/lanmil` (нормировка, импутация, индекс, Монте-Карло, модель боя, коалиции, залпы, проверка, чувствительность), 55 автоматических тестов в GitHub Actions, единый файл параметров ядра и прототипа с самопроверкой, интерактивный прототип (рейтинг, профиль, сравнение, модель боя, залпы и ПВО, коалиции, монитор очагов, методика, каталог), генераторы отчётов Word и Excel.</w:t>
       </w:r>
     </w:p>
     <w:p>
@@ -3654,11 +3667,11 @@
         <w:pStyle w:val="Heading1"/>
         <w:pageBreakBefore/>
       </w:pPr>
-      <w:bookmarkStart w:name="_Toc235" w:id="235"/>
+      <w:bookmarkStart w:name="_Toc236" w:id="236"/>
       <w:r>
         <w:t xml:space="preserve">3. Заключение</w:t>
       </w:r>
-      <w:bookmarkEnd w:id="235"/>
+      <w:bookmarkEnd w:id="236"/>
     </w:p>
     <w:p>
       <w:pPr>
@@ -3841,11 +3854,11 @@
         <w:pStyle w:val="Heading1"/>
         <w:pageBreakBefore/>
       </w:pPr>
-      <w:bookmarkStart w:name="_Toc236" w:id="236"/>
+      <w:bookmarkStart w:name="_Toc237" w:id="237"/>
       <w:r>
         <w:t xml:space="preserve">4. Конкурентная среда в США</w:t>
       </w:r>
-      <w:bookmarkEnd w:id="236"/>
+      <w:bookmarkEnd w:id="237"/>
     </w:p>
     <w:p>
       <w:pPr>
@@ -5618,21 +5631,21 @@
         <w:pStyle w:val="Heading1"/>
         <w:pageBreakBefore/>
       </w:pPr>
-      <w:bookmarkStart w:name="_Toc237" w:id="237"/>
+      <w:bookmarkStart w:name="_Toc238" w:id="238"/>
       <w:r>
         <w:t xml:space="preserve">Список литературы и источников</w:t>
       </w:r>
-      <w:bookmarkEnd w:id="237"/>
+      <w:bookmarkEnd w:id="238"/>
     </w:p>
     <w:p>
       <w:pPr>
         <w:pStyle w:val="Heading2"/>
       </w:pPr>
-      <w:bookmarkStart w:name="_Toc238" w:id="238"/>
+      <w:bookmarkStart w:name="_Toc239" w:id="239"/>
       <w:r>
         <w:t xml:space="preserve">А. Классическая теория боя</w:t>
       </w:r>
-      <w:bookmarkEnd w:id="238"/>
+      <w:bookmarkEnd w:id="239"/>
     </w:p>
     <w:p>
       <w:pPr>
@@ -5818,11 +5831,11 @@
       <w:pPr>
         <w:pStyle w:val="Heading2"/>
       </w:pPr>
-      <w:bookmarkStart w:name="_Toc239" w:id="239"/>
+      <w:bookmarkStart w:name="_Toc240" w:id="240"/>
       <w:r>
         <w:t xml:space="preserve">Б. Проверка моделей боя на исторических данных</w:t>
       </w:r>
-      <w:bookmarkEnd w:id="239"/>
+      <w:bookmarkEnd w:id="240"/>
     </w:p>
     <w:p>
       <w:pPr>
@@ -5958,11 +5971,11 @@
       <w:pPr>
         <w:pStyle w:val="Heading2"/>
       </w:pPr>
-      <w:bookmarkStart w:name="_Toc240" w:id="240"/>
+      <w:bookmarkStart w:name="_Toc241" w:id="241"/>
       <w:r>
         <w:t xml:space="preserve">В. Индексы военной и национальной мощи</w:t>
       </w:r>
-      <w:bookmarkEnd w:id="240"/>
+      <w:bookmarkEnd w:id="241"/>
     </w:p>
     <w:p>
       <w:pPr>
@@ -6118,11 +6131,11 @@
       <w:pPr>
         <w:pStyle w:val="Heading2"/>
       </w:pPr>
-      <w:bookmarkStart w:name="_Toc241" w:id="241"/>
+      <w:bookmarkStart w:name="_Toc242" w:id="242"/>
       <w:r>
         <w:t xml:space="preserve">Г. Дроны, ПВО и современная война</w:t>
       </w:r>
-      <w:bookmarkEnd w:id="241"/>
+      <w:bookmarkEnd w:id="242"/>
     </w:p>
     <w:p>
       <w:pPr>
@@ -6248,11 +6261,11 @@
       <w:pPr>
         <w:pStyle w:val="Heading2"/>
       </w:pPr>
-      <w:bookmarkStart w:name="_Toc242" w:id="242"/>
+      <w:bookmarkStart w:name="_Toc243" w:id="243"/>
       <w:r>
         <w:t xml:space="preserve">Д. Статистические и экспертные методы</w:t>
       </w:r>
-      <w:bookmarkEnd w:id="242"/>
+      <w:bookmarkEnd w:id="243"/>
     </w:p>
     <w:p>
       <w:pPr>
@@ -6318,11 +6331,11 @@
       <w:pPr>
         <w:pStyle w:val="Heading2"/>
       </w:pPr>
-      <w:bookmarkStart w:name="_Toc243" w:id="243"/>
+      <w:bookmarkStart w:name="_Toc244" w:id="244"/>
       <w:r>
         <w:t xml:space="preserve">Е. Источники данных</w:t>
       </w:r>
-      <w:bookmarkEnd w:id="243"/>
+      <w:bookmarkEnd w:id="244"/>
     </w:p>
     <w:p>
       <w:pPr>
@@ -6488,11 +6501,11 @@
       <w:pPr>
         <w:pStyle w:val="Heading2"/>
       </w:pPr>
-      <w:bookmarkStart w:name="_Toc244" w:id="244"/>
+      <w:bookmarkStart w:name="_Toc245" w:id="245"/>
       <w:r>
         <w:t xml:space="preserve">Ж. Хроника событий и конкурентная среда</w:t>
       </w:r>
-      <w:bookmarkEnd w:id="244"/>
+      <w:bookmarkEnd w:id="245"/>
     </w:p>
     <w:p>
       <w:pPr>

--- a/docs/09_Avtoreferat_RU.docx
+++ b/docs/09_Avtoreferat_RU.docx
@@ -1270,7 +1270,7 @@
                 <w:sz w:val="17"/>
                 <w:szCs w:val="17"/>
               </w:rPr>
-              <w:t xml:space="preserve">Расчётное ядро на Python, опубликованное в открытом репозитории MLO-core (55 автоматических тестов, эталонный тест рейтинга), прототип интерфейса в браузере, 9 отчётов в Word, сбор данных из 30+ открытых источников, протокол экспертной панели Дельфи</w:t>
+              <w:t xml:space="preserve">Расчётное ядро на Python, опубликованное в открытом репозитории MLO-core (более 60 автоматических тестов, эталонный тест рейтинга), прототип интерфейса в браузере, 9 отчётов в Word, сбор данных из 30+ открытых источников, протокол экспертной панели Дельфи</w:t>
             </w:r>
           </w:p>
         </w:tc>
@@ -2056,7 +2056,7 @@
         <w:jc w:val="both"/>
       </w:pPr>
       <w:r>
-        <w:t xml:space="preserve">Достоверность обеспечена: открытым кодом (github.com/Flumos1/MLO-core) и данными; 55 автоматическими тестами (проверка формул, модели боя, панели, калибровки) с запуском в GitHub Actions; сверкой расчёта в браузере с расчётом ядра; протоколами, зафиксированными до расчёта (коммиты 567224b, 65e1a59, 5ed015a, f2a1a3c, 67504ee, cb72541, 061ed46 и др.); публикацией отрицательных результатов. Материалы оформлены в 9 отчётах (документы 1–9) и интерактивном прототипе.</w:t>
+        <w:t xml:space="preserve">Достоверность обеспечена: открытым кодом (github.com/Flumos1/MLO-core) и данными; более чем 60 автоматическими тестами (проверка формул, модели боя, панели, калибровки) с запуском в GitHub Actions; сверкой расчёта в браузере с расчётом ядра; протоколами, зафиксированными до расчёта (коммиты 567224b, 65e1a59, 5ed015a, f2a1a3c, 67504ee, cb72541, 061ed46 и др.); публикацией отрицательных результатов. Материалы оформлены в 9 отчётах (документы 1–9) и интерактивном прототипе.</w:t>
       </w:r>
     </w:p>
     <w:p>
@@ -3659,7 +3659,7 @@
         <w:t xml:space="preserve">Программный комплекс:</w:t>
       </w:r>
       <w:r>
-        <w:t xml:space="preserve"> сбор данных из 30+ открытых источников (Python), расчётное ядро `core/lanmil` (нормировка, импутация, индекс, Монте-Карло, модель боя, коалиции, залпы, проверка, чувствительность), 55 автоматических тестов в GitHub Actions, единый файл параметров ядра и прототипа с самопроверкой, интерактивный прототип (рейтинг, профиль, сравнение, модель боя, залпы и ПВО, коалиции, монитор очагов, методика, каталог), генераторы отчётов Word и Excel.</w:t>
+        <w:t xml:space="preserve"> сбор данных из 30+ открытых источников (Python), расчётное ядро `core/lanmil` (нормировка, импутация, индекс, Монте-Карло, модель боя, коалиции, залпы, проверка, чувствительность), более 60 автоматических тестов в GitHub Actions, единый файл параметров ядра и прототипа с самопроверкой, интерактивный прототип (рейтинг, профиль, сравнение, модель боя, залпы и ПВО, коалиции, монитор очагов, методика, каталог), генераторы отчётов Word и Excel.</w:t>
       </w:r>
     </w:p>
     <w:p>

--- a/docs/09_Avtoreferat_RU.docx
+++ b/docs/09_Avtoreferat_RU.docx
@@ -1270,7 +1270,7 @@
                 <w:sz w:val="17"/>
                 <w:szCs w:val="17"/>
               </w:rPr>
-              <w:t xml:space="preserve">Расчётное ядро на Python, опубликованное в открытом репозитории MLO-core (более 60 автоматических тестов, эталонный тест рейтинга), прототип интерфейса в браузере, 9 отчётов в Word, сбор данных из 30+ открытых источников, протокол экспертной панели Дельфи</w:t>
+              <w:t xml:space="preserve">Расчётное ядро на Python (более 60 автоматических тестов, эталонный тест рейтинга; код закрыт до версии 1.0, рецензентам — по запросу), прототип интерфейса в браузере, 9 отчётов в Word, сбор данных из 30+ открытых источников, протокол экспертной панели Дельфи</w:t>
             </w:r>
           </w:p>
         </w:tc>
@@ -1692,7 +1692,7 @@
         <w:spacing w:after="60" w:line="276"/>
       </w:pPr>
       <w:r>
-        <w:t xml:space="preserve">Создать программный комплекс с открытым кодом, автоматическими тестами и интерфейсом.</w:t>
+        <w:t xml:space="preserve">Создать программный комплекс с автоматическими тестами и интерфейсом; методика, формулы и параметры открыты, код ядра закрыт до версии 1.0.</w:t>
       </w:r>
     </w:p>
     <w:p>
@@ -2056,7 +2056,7 @@
         <w:jc w:val="both"/>
       </w:pPr>
       <w:r>
-        <w:t xml:space="preserve">Достоверность обеспечена: открытым кодом (github.com/Flumos1/MLO-core) и данными; более чем 60 автоматическими тестами (проверка формул, модели боя, панели, калибровки) с запуском в GitHub Actions; сверкой расчёта в браузере с расчётом ядра; протоколами, зафиксированными до расчёта (коммиты 567224b, 65e1a59, 5ed015a, f2a1a3c, 67504ee, cb72541, 061ed46 и др.); публикацией отрицательных результатов. Материалы оформлены в 9 отчётах (документы 1–9) и интерактивном прототипе.</w:t>
+        <w:t xml:space="preserve">Достоверность обеспечена: открытыми формулами, параметрами и протоколами, данными с манифестом хешей (код ядра закрыт до версии 1.0, рецензентам — по запросу); более чем 60 автоматическими тестами (проверка формул, модели боя, панели, калибровки) с запуском в GitHub Actions; сверкой расчёта в браузере с расчётом ядра; протоколами, зафиксированными до расчёта (коммиты 567224b, 65e1a59, 5ed015a, f2a1a3c, 67504ee, cb72541, 061ed46 и др.); публикацией отрицательных результатов. Материалы оформлены в 9 отчётах (документы 1–9) и интерактивном прототипе.</w:t>
       </w:r>
     </w:p>
     <w:p>
